--- a/ACTIVIDADES/DIA-15.docx
+++ b/ACTIVIDADES/DIA-15.docx
@@ -38,8 +38,11 @@
       </w:r>
     </w:p>
     <w:p>
+      <w:r/>
+    </w:p>
+    <w:p>
       <w:r>
-        <w:t>Fecha de inicio · 21 de septiembre de 2026</w:t>
+        <w:t>Fecha de inicio · 22 de septiembre de 2026</w:t>
       </w:r>
     </w:p>
     <w:p>
